--- a/reports/projects/4.7_Report.docx
+++ b/reports/projects/4.7_Report.docx
@@ -20,7 +20,7 @@
           <w:szCs w:val="32"/>
           <w:rFonts w:ascii="Cambria" w:cs="Cambria" w:eastAsia="Cambria" w:hAnsi="Cambria"/>
         </w:rPr>
-        <w:t xml:space="preserve">4.7  CPL Legislative Advocacy (2026 Session)</w:t>
+        <w:t xml:space="preserve">4.7  EMS Corps</w:t>
       </w:r>
     </w:p>
     <w:p>
@@ -32,12 +32,12 @@
         <w:rPr>
           <w:b/>
           <w:bCs/>
-          <w:color w:val="C9A84C"/>
+          <w:color w:val="666666"/>
           <w:sz w:val="24"/>
           <w:szCs w:val="24"/>
           <w:rFonts w:ascii="Cambria" w:cs="Cambria" w:eastAsia="Cambria" w:hAnsi="Cambria"/>
         </w:rPr>
-        <w:t xml:space="preserve">↑ In Progress</w:t>
+        <w:t xml:space="preserve">○ Not Started</w:t>
       </w:r>
     </w:p>
     <w:p>
@@ -55,7 +55,7 @@
           <w:szCs w:val="19"/>
           <w:rFonts w:ascii="Cambria" w:cs="Cambria" w:eastAsia="Cambria" w:hAnsi="Cambria"/>
         </w:rPr>
-        <w:t xml:space="preserve">Activity 4: Sprints, Projects &amp; Partnerships  |  Goal 3  |  </w:t>
+        <w:t xml:space="preserve">Activity 4: Coordinate CPL Sprints, Targeted Projects, Professional Learning, and Strategic Partnerships  |    |  </w:t>
       </w:r>
       <w:r>
         <w:rPr>
@@ -64,7 +64,7 @@
           <w:szCs w:val="19"/>
           <w:rFonts w:ascii="Cambria" w:cs="Cambria" w:eastAsia="Cambria" w:hAnsi="Cambria"/>
         </w:rPr>
-        <w:t xml:space="preserve">July 27, 2026</w:t>
+        <w:t xml:space="preserve">October 13, 2026</w:t>
       </w:r>
     </w:p>
     <w:tbl>
@@ -143,12 +143,12 @@
               <w:rPr>
                 <w:b/>
                 <w:bCs/>
-                <w:color w:val="C9A84C"/>
-                <w:sz w:val="20"/>
-                <w:szCs w:val="20"/>
-                <w:rFonts w:ascii="Cambria" w:cs="Cambria" w:eastAsia="Cambria" w:hAnsi="Cambria"/>
-              </w:rPr>
-              <w:t xml:space="preserve">In Progress</w:t>
+                <w:color w:val="666666"/>
+                <w:sz w:val="20"/>
+                <w:szCs w:val="20"/>
+                <w:rFonts w:ascii="Cambria" w:cs="Cambria" w:eastAsia="Cambria" w:hAnsi="Cambria"/>
+              </w:rPr>
+              <w:t xml:space="preserve">Not Started</w:t>
             </w:r>
           </w:p>
         </w:tc>
@@ -213,12 +213,12 @@
               <w:rPr>
                 <w:b/>
                 <w:bCs/>
-                <w:color w:val="C9A84C"/>
-                <w:sz w:val="20"/>
-                <w:szCs w:val="20"/>
-                <w:rFonts w:ascii="Cambria" w:cs="Cambria" w:eastAsia="Cambria" w:hAnsi="Cambria"/>
-              </w:rPr>
-              <w:t xml:space="preserve">50%</w:t>
+                <w:color w:val="666666"/>
+                <w:sz w:val="20"/>
+                <w:szCs w:val="20"/>
+                <w:rFonts w:ascii="Cambria" w:cs="Cambria" w:eastAsia="Cambria" w:hAnsi="Cambria"/>
+              </w:rPr>
+              <w:t xml:space="preserve">0%</w:t>
             </w:r>
           </w:p>
         </w:tc>
@@ -288,7 +288,7 @@
                 <w:szCs w:val="20"/>
                 <w:rFonts w:ascii="Cambria" w:cs="Cambria" w:eastAsia="Cambria" w:hAnsi="Cambria"/>
               </w:rPr>
-              <w:t xml:space="preserve">Samuel Lee / James Todd</w:t>
+              <w:t xml:space="preserve">N/A</w:t>
             </w:r>
           </w:p>
         </w:tc>
@@ -358,7 +358,7 @@
                 <w:szCs w:val="20"/>
                 <w:rFonts w:ascii="Cambria" w:cs="Cambria" w:eastAsia="Cambria" w:hAnsi="Cambria"/>
               </w:rPr>
-              <w:t xml:space="preserve">Included in operations (CPL Operations (ongoing $5M))</w:t>
+              <w:t xml:space="preserve">N/A ()</w:t>
             </w:r>
           </w:p>
         </w:tc>
@@ -464,6 +464,76 @@
                 <w:szCs w:val="20"/>
                 <w:rFonts w:ascii="Cambria" w:cs="Cambria" w:eastAsia="Cambria" w:hAnsi="Cambria"/>
               </w:rPr>
+              <w:t xml:space="preserve">How it is counted</w:t>
+            </w:r>
+          </w:p>
+        </w:tc>
+        <w:tc>
+          <w:tcPr>
+            <w:tcW w:type="dxa" w:w="7200"/>
+            <w:tcBorders>
+              <w:top w:val="single" w:color="CCCCCC" w:sz="1"/>
+              <w:left w:val="single" w:color="CCCCCC" w:sz="1"/>
+              <w:bottom w:val="single" w:color="CCCCCC" w:sz="1"/>
+              <w:right w:val="single" w:color="CCCCCC" w:sz="1"/>
+            </w:tcBorders>
+            <w:shd w:fill="FFFFFF" w:val="clear"/>
+            <w:tcMar>
+              <w:top w:type="dxa" w:w="60"/>
+              <w:left w:type="dxa" w:w="100"/>
+              <w:bottom w:type="dxa" w:w="60"/>
+              <w:right w:type="dxa" w:w="100"/>
+            </w:tcMar>
+          </w:tcPr>
+          <w:p>
+            <w:pPr>
+              <w:jc w:val="left"/>
+            </w:pPr>
+            <w:r>
+              <w:rPr>
+                <w:b w:val="false"/>
+                <w:bCs w:val="false"/>
+                <w:color w:val="333333"/>
+                <w:sz w:val="20"/>
+                <w:szCs w:val="20"/>
+                <w:rFonts w:ascii="Cambria" w:cs="Cambria" w:eastAsia="Cambria" w:hAnsi="Cambria"/>
+              </w:rPr>
+              <w:t xml:space="preserve">Self-reported descriptive data on the improvements made</w:t>
+            </w:r>
+          </w:p>
+        </w:tc>
+      </w:tr>
+      <w:tr>
+        <w:tc>
+          <w:tcPr>
+            <w:tcW w:type="dxa" w:w="3600"/>
+            <w:tcBorders>
+              <w:top w:val="single" w:color="CCCCCC" w:sz="1"/>
+              <w:left w:val="single" w:color="CCCCCC" w:sz="1"/>
+              <w:bottom w:val="single" w:color="CCCCCC" w:sz="1"/>
+              <w:right w:val="single" w:color="CCCCCC" w:sz="1"/>
+            </w:tcBorders>
+            <w:shd w:fill="F0F0F0" w:val="clear"/>
+            <w:tcMar>
+              <w:top w:type="dxa" w:w="60"/>
+              <w:left w:type="dxa" w:w="100"/>
+              <w:bottom w:type="dxa" w:w="60"/>
+              <w:right w:type="dxa" w:w="100"/>
+            </w:tcMar>
+          </w:tcPr>
+          <w:p>
+            <w:pPr>
+              <w:jc w:val="left"/>
+            </w:pPr>
+            <w:r>
+              <w:rPr>
+                <w:b/>
+                <w:bCs/>
+                <w:color w:val="163A5F"/>
+                <w:sz w:val="20"/>
+                <w:szCs w:val="20"/>
+                <w:rFonts w:ascii="Cambria" w:cs="Cambria" w:eastAsia="Cambria" w:hAnsi="Cambria"/>
+              </w:rPr>
               <w:t xml:space="preserve">2030 Goal</w:t>
             </w:r>
           </w:p>
@@ -477,7 +547,7 @@
               <w:bottom w:val="single" w:color="CCCCCC" w:sz="1"/>
               <w:right w:val="single" w:color="CCCCCC" w:sz="1"/>
             </w:tcBorders>
-            <w:shd w:fill="FFFFFF" w:val="clear"/>
+            <w:shd w:fill="F0F0F0" w:val="clear"/>
             <w:tcMar>
               <w:top w:type="dxa" w:w="60"/>
               <w:left w:type="dxa" w:w="100"/>
@@ -498,7 +568,7 @@
                 <w:szCs w:val="20"/>
                 <w:rFonts w:ascii="Cambria" w:cs="Cambria" w:eastAsia="Cambria" w:hAnsi="Cambria"/>
               </w:rPr>
-              <w:t xml:space="preserve">N/A</w:t>
+              <w:t xml:space="preserve">2</w:t>
             </w:r>
           </w:p>
         </w:tc>
@@ -513,7 +583,7 @@
               <w:bottom w:val="single" w:color="CCCCCC" w:sz="1"/>
               <w:right w:val="single" w:color="CCCCCC" w:sz="1"/>
             </w:tcBorders>
-            <w:shd w:fill="F0F0F0" w:val="clear"/>
+            <w:shd w:fill="FFFFFF" w:val="clear"/>
             <w:tcMar>
               <w:top w:type="dxa" w:w="60"/>
               <w:left w:type="dxa" w:w="100"/>
@@ -547,7 +617,7 @@
               <w:bottom w:val="single" w:color="CCCCCC" w:sz="1"/>
               <w:right w:val="single" w:color="CCCCCC" w:sz="1"/>
             </w:tcBorders>
-            <w:shd w:fill="F0F0F0" w:val="clear"/>
+            <w:shd w:fill="FFFFFF" w:val="clear"/>
             <w:tcMar>
               <w:top w:type="dxa" w:w="60"/>
               <w:left w:type="dxa" w:w="100"/>
@@ -568,7 +638,7 @@
                 <w:szCs w:val="20"/>
                 <w:rFonts w:ascii="Cambria" w:cs="Cambria" w:eastAsia="Cambria" w:hAnsi="Cambria"/>
               </w:rPr>
-              <w:t xml:space="preserve">N/A</w:t>
+              <w:t xml:space="preserve">4</w:t>
             </w:r>
           </w:p>
         </w:tc>
@@ -583,7 +653,7 @@
               <w:bottom w:val="single" w:color="CCCCCC" w:sz="1"/>
               <w:right w:val="single" w:color="CCCCCC" w:sz="1"/>
             </w:tcBorders>
-            <w:shd w:fill="FFFFFF" w:val="clear"/>
+            <w:shd w:fill="F0F0F0" w:val="clear"/>
             <w:tcMar>
               <w:top w:type="dxa" w:w="60"/>
               <w:left w:type="dxa" w:w="100"/>
@@ -617,7 +687,7 @@
               <w:bottom w:val="single" w:color="CCCCCC" w:sz="1"/>
               <w:right w:val="single" w:color="CCCCCC" w:sz="1"/>
             </w:tcBorders>
-            <w:shd w:fill="FFFFFF" w:val="clear"/>
+            <w:shd w:fill="F0F0F0" w:val="clear"/>
             <w:tcMar>
               <w:top w:type="dxa" w:w="60"/>
               <w:left w:type="dxa" w:w="100"/>
@@ -638,7 +708,7 @@
                 <w:szCs w:val="20"/>
                 <w:rFonts w:ascii="Cambria" w:cs="Cambria" w:eastAsia="Cambria" w:hAnsi="Cambria"/>
               </w:rPr>
-              <w:t xml:space="preserve">—/—</w:t>
+              <w:t xml:space="preserve">—/0</w:t>
             </w:r>
           </w:p>
         </w:tc>
@@ -653,7 +723,7 @@
               <w:bottom w:val="single" w:color="CCCCCC" w:sz="1"/>
               <w:right w:val="single" w:color="CCCCCC" w:sz="1"/>
             </w:tcBorders>
-            <w:shd w:fill="F0F0F0" w:val="clear"/>
+            <w:shd w:fill="FFFFFF" w:val="clear"/>
             <w:tcMar>
               <w:top w:type="dxa" w:w="60"/>
               <w:left w:type="dxa" w:w="100"/>
@@ -687,7 +757,7 @@
               <w:bottom w:val="single" w:color="CCCCCC" w:sz="1"/>
               <w:right w:val="single" w:color="CCCCCC" w:sz="1"/>
             </w:tcBorders>
-            <w:shd w:fill="F0F0F0" w:val="clear"/>
+            <w:shd w:fill="FFFFFF" w:val="clear"/>
             <w:tcMar>
               <w:top w:type="dxa" w:w="60"/>
               <w:left w:type="dxa" w:w="100"/>
@@ -708,7 +778,7 @@
                 <w:szCs w:val="20"/>
                 <w:rFonts w:ascii="Cambria" w:cs="Cambria" w:eastAsia="Cambria" w:hAnsi="Cambria"/>
               </w:rPr>
-              <w:t xml:space="preserve">—/—</w:t>
+              <w:t xml:space="preserve">—/2</w:t>
             </w:r>
           </w:p>
         </w:tc>
@@ -723,7 +793,7 @@
               <w:bottom w:val="single" w:color="CCCCCC" w:sz="1"/>
               <w:right w:val="single" w:color="CCCCCC" w:sz="1"/>
             </w:tcBorders>
-            <w:shd w:fill="FFFFFF" w:val="clear"/>
+            <w:shd w:fill="F0F0F0" w:val="clear"/>
             <w:tcMar>
               <w:top w:type="dxa" w:w="60"/>
               <w:left w:type="dxa" w:w="100"/>
@@ -757,7 +827,7 @@
               <w:bottom w:val="single" w:color="CCCCCC" w:sz="1"/>
               <w:right w:val="single" w:color="CCCCCC" w:sz="1"/>
             </w:tcBorders>
-            <w:shd w:fill="FFFFFF" w:val="clear"/>
+            <w:shd w:fill="F0F0F0" w:val="clear"/>
             <w:tcMar>
               <w:top w:type="dxa" w:w="60"/>
               <w:left w:type="dxa" w:w="100"/>
@@ -778,7 +848,7 @@
                 <w:szCs w:val="20"/>
                 <w:rFonts w:ascii="Cambria" w:cs="Cambria" w:eastAsia="Cambria" w:hAnsi="Cambria"/>
               </w:rPr>
-              <w:t xml:space="preserve">—/—</w:t>
+              <w:t xml:space="preserve">—/2</w:t>
             </w:r>
           </w:p>
         </w:tc>
@@ -793,7 +863,7 @@
               <w:bottom w:val="single" w:color="CCCCCC" w:sz="1"/>
               <w:right w:val="single" w:color="CCCCCC" w:sz="1"/>
             </w:tcBorders>
-            <w:shd w:fill="F0F0F0" w:val="clear"/>
+            <w:shd w:fill="FFFFFF" w:val="clear"/>
             <w:tcMar>
               <w:top w:type="dxa" w:w="60"/>
               <w:left w:type="dxa" w:w="100"/>
@@ -827,7 +897,7 @@
               <w:bottom w:val="single" w:color="CCCCCC" w:sz="1"/>
               <w:right w:val="single" w:color="CCCCCC" w:sz="1"/>
             </w:tcBorders>
-            <w:shd w:fill="F0F0F0" w:val="clear"/>
+            <w:shd w:fill="FFFFFF" w:val="clear"/>
             <w:tcMar>
               <w:top w:type="dxa" w:w="60"/>
               <w:left w:type="dxa" w:w="100"/>
@@ -848,7 +918,7 @@
                 <w:szCs w:val="20"/>
                 <w:rFonts w:ascii="Cambria" w:cs="Cambria" w:eastAsia="Cambria" w:hAnsi="Cambria"/>
               </w:rPr>
-              <w:t xml:space="preserve">—/—</w:t>
+              <w:t xml:space="preserve">—/2</w:t>
             </w:r>
           </w:p>
         </w:tc>
@@ -863,7 +933,7 @@
               <w:bottom w:val="single" w:color="CCCCCC" w:sz="1"/>
               <w:right w:val="single" w:color="CCCCCC" w:sz="1"/>
             </w:tcBorders>
-            <w:shd w:fill="FFFFFF" w:val="clear"/>
+            <w:shd w:fill="F0F0F0" w:val="clear"/>
             <w:tcMar>
               <w:top w:type="dxa" w:w="60"/>
               <w:left w:type="dxa" w:w="100"/>
@@ -897,7 +967,7 @@
               <w:bottom w:val="single" w:color="CCCCCC" w:sz="1"/>
               <w:right w:val="single" w:color="CCCCCC" w:sz="1"/>
             </w:tcBorders>
-            <w:shd w:fill="FFFFFF" w:val="clear"/>
+            <w:shd w:fill="F0F0F0" w:val="clear"/>
             <w:tcMar>
               <w:top w:type="dxa" w:w="60"/>
               <w:left w:type="dxa" w:w="100"/>
@@ -918,115 +988,12 @@
                 <w:szCs w:val="20"/>
                 <w:rFonts w:ascii="Cambria" w:cs="Cambria" w:eastAsia="Cambria" w:hAnsi="Cambria"/>
               </w:rPr>
-              <w:t xml:space="preserve">—/—</w:t>
+              <w:t xml:space="preserve">—/2</w:t>
             </w:r>
           </w:p>
         </w:tc>
       </w:tr>
     </w:tbl>
-    <w:p>
-      <w:pPr>
-        <w:pStyle w:val="Heading2"/>
-      </w:pPr>
-      <w:r>
-        <w:t xml:space="preserve">Description</w:t>
-      </w:r>
-    </w:p>
-    <w:p>
-      <w:pPr>
-        <w:spacing w:after="160"/>
-      </w:pPr>
-      <w:r>
-        <w:rPr>
-          <w:color w:val="444444"/>
-          <w:sz w:val="21"/>
-          <w:szCs w:val="21"/>
-          <w:rFonts w:ascii="Cambria" w:cs="Cambria" w:eastAsia="Cambria" w:hAnsi="Cambria"/>
-        </w:rPr>
-        <w:t xml:space="preserve">Advocate for $2M additional ongoing + $35M one-time CPL funding in 2026 legislative session</w:t>
-      </w:r>
-    </w:p>
-    <w:p>
-      <w:pPr>
-        <w:pStyle w:val="Heading2"/>
-      </w:pPr>
-      <w:r>
-        <w:t xml:space="preserve">Latest Update</w:t>
-      </w:r>
-    </w:p>
-    <w:p>
-      <w:pPr>
-        <w:spacing w:after="60"/>
-      </w:pPr>
-      <w:r>
-        <w:rPr>
-          <w:color w:val="666666"/>
-          <w:sz w:val="18"/>
-          <w:szCs w:val="18"/>
-          <w:rFonts w:ascii="Cambria" w:cs="Cambria" w:eastAsia="Cambria" w:hAnsi="Cambria"/>
-        </w:rPr>
-        <w:t xml:space="preserve">Date: 2026-07-23</w:t>
-      </w:r>
-    </w:p>
-    <w:p>
-      <w:pPr>
-        <w:spacing w:after="160"/>
-      </w:pPr>
-      <w:r>
-        <w:rPr>
-          <w:color w:val="444444"/>
-          <w:sz w:val="21"/>
-          <w:szCs w:val="21"/>
-          <w:rFonts w:ascii="Cambria" w:cs="Cambria" w:eastAsia="Cambria" w:hAnsi="Cambria"/>
-        </w:rPr>
-        <w:t xml:space="preserve">SB 135 and AB 135 were enacted, providing $7 million in ongoing funding for CPL Initiative operations, technical assistance, faculty workgroups, technology development, partnerships, and intersegmental collaboration, plus $35 million to support college awards based on CPL outcomes, projects, and innovations. The Chancellor's Office has drafted a two-year college funding model, with finalization expected in August 2026, field deployment in October 2026, and first disbursements planned for November or December 2026.
-Link to bills: https://legiscan.com/CA/text/AB135/id/3044016</w:t>
-      </w:r>
-    </w:p>
-    <w:p>
-      <w:pPr>
-        <w:pStyle w:val="Heading2"/>
-      </w:pPr>
-      <w:r>
-        <w:t xml:space="preserve">Workplan Notes</w:t>
-      </w:r>
-    </w:p>
-    <w:p>
-      <w:pPr>
-        <w:spacing w:after="160"/>
-      </w:pPr>
-      <w:r>
-        <w:rPr>
-          <w:color w:val="444444"/>
-          <w:sz w:val="21"/>
-          <w:szCs w:val="21"/>
-          <w:rFonts w:ascii="Cambria" w:cs="Cambria" w:eastAsia="Cambria" w:hAnsi="Cambria"/>
-        </w:rPr>
-        <w:t xml:space="preserve">Governor's 2026 budget includes proposed $2M ongoing + $35M one-time. Legislative session runs through September 2026. Monitoring and providing evidence to support advancement.</w:t>
-      </w:r>
-    </w:p>
-    <w:p>
-      <w:pPr>
-        <w:pStyle w:val="Heading2"/>
-      </w:pPr>
-      <w:r>
-        <w:t xml:space="preserve">Milestones</w:t>
-      </w:r>
-    </w:p>
-    <w:p>
-      <w:pPr>
-        <w:spacing w:after="160"/>
-      </w:pPr>
-      <w:r>
-        <w:rPr>
-          <w:color w:val="444444"/>
-          <w:sz w:val="21"/>
-          <w:szCs w:val="21"/>
-          <w:rFonts w:ascii="Cambria" w:cs="Cambria" w:eastAsia="Cambria" w:hAnsi="Cambria"/>
-        </w:rPr>
-        <w:t xml:space="preserve">Governor's 2026 budget includes proposed $2M ongoing + $35M one-time; legislative session through September</w:t>
-      </w:r>
-    </w:p>
     <w:sectPr>
       <w:headerReference w:type="default" r:id="rId6"/>
       <w:footerReference w:type="default" r:id="rId7"/>
@@ -1061,7 +1028,7 @@
         <w:szCs w:val="14"/>
         <w:rFonts w:ascii="Cambria" w:cs="Cambria" w:eastAsia="Cambria" w:hAnsi="Cambria"/>
       </w:rPr>
-      <w:t xml:space="preserve">Generated July 27, 2026  |  California Community Colleges  |  CPL Initiative</w:t>
+      <w:t xml:space="preserve">Generated October 13, 2026  |  California Community Colleges  |  CPL Initiative</w:t>
     </w:r>
     <w:r>
       <w:rPr>
@@ -1160,7 +1127,7 @@
         <w:szCs w:val="16"/>
         <w:rFonts w:ascii="Cambria" w:cs="Cambria" w:eastAsia="Cambria" w:hAnsi="Cambria"/>
       </w:rPr>
-      <w:t xml:space="preserve">|  CPL Legislative Advocacy (2026 Session)</w:t>
+      <w:t xml:space="preserve">|  EMS Corps</w:t>
     </w:r>
   </w:p>
 </w:hdr>

--- a/reports/projects/4.7_Report.docx
+++ b/reports/projects/4.7_Report.docx
@@ -64,7 +64,7 @@
           <w:szCs w:val="19"/>
           <w:rFonts w:ascii="Cambria" w:cs="Cambria" w:eastAsia="Cambria" w:hAnsi="Cambria"/>
         </w:rPr>
-        <w:t xml:space="preserve">October 13, 2026</w:t>
+        <w:t xml:space="preserve">October 14, 2026</w:t>
       </w:r>
     </w:p>
     <w:tbl>
@@ -1028,7 +1028,7 @@
         <w:szCs w:val="14"/>
         <w:rFonts w:ascii="Cambria" w:cs="Cambria" w:eastAsia="Cambria" w:hAnsi="Cambria"/>
       </w:rPr>
-      <w:t xml:space="preserve">Generated October 13, 2026  |  California Community Colleges  |  CPL Initiative</w:t>
+      <w:t xml:space="preserve">Generated October 14, 2026  |  California Community Colleges  |  CPL Initiative</w:t>
     </w:r>
     <w:r>
       <w:rPr>

--- a/reports/projects/4.7_Report.docx
+++ b/reports/projects/4.7_Report.docx
@@ -64,7 +64,7 @@
           <w:szCs w:val="19"/>
           <w:rFonts w:ascii="Cambria" w:cs="Cambria" w:eastAsia="Cambria" w:hAnsi="Cambria"/>
         </w:rPr>
-        <w:t xml:space="preserve">October 14, 2026</w:t>
+        <w:t xml:space="preserve">October 15, 2026</w:t>
       </w:r>
     </w:p>
     <w:tbl>
@@ -1028,7 +1028,7 @@
         <w:szCs w:val="14"/>
         <w:rFonts w:ascii="Cambria" w:cs="Cambria" w:eastAsia="Cambria" w:hAnsi="Cambria"/>
       </w:rPr>
-      <w:t xml:space="preserve">Generated October 14, 2026  |  California Community Colleges  |  CPL Initiative</w:t>
+      <w:t xml:space="preserve">Generated October 15, 2026  |  California Community Colleges  |  CPL Initiative</w:t>
     </w:r>
     <w:r>
       <w:rPr>

--- a/reports/projects/4.7_Report.docx
+++ b/reports/projects/4.7_Report.docx
@@ -64,7 +64,7 @@
           <w:szCs w:val="19"/>
           <w:rFonts w:ascii="Cambria" w:cs="Cambria" w:eastAsia="Cambria" w:hAnsi="Cambria"/>
         </w:rPr>
-        <w:t xml:space="preserve">October 15, 2026</w:t>
+        <w:t xml:space="preserve">October 16, 2026</w:t>
       </w:r>
     </w:p>
     <w:tbl>
@@ -1028,7 +1028,7 @@
         <w:szCs w:val="14"/>
         <w:rFonts w:ascii="Cambria" w:cs="Cambria" w:eastAsia="Cambria" w:hAnsi="Cambria"/>
       </w:rPr>
-      <w:t xml:space="preserve">Generated October 15, 2026  |  California Community Colleges  |  CPL Initiative</w:t>
+      <w:t xml:space="preserve">Generated October 16, 2026  |  California Community Colleges  |  CPL Initiative</w:t>
     </w:r>
     <w:r>
       <w:rPr>

--- a/reports/projects/4.7_Report.docx
+++ b/reports/projects/4.7_Report.docx
@@ -64,7 +64,7 @@
           <w:szCs w:val="19"/>
           <w:rFonts w:ascii="Cambria" w:cs="Cambria" w:eastAsia="Cambria" w:hAnsi="Cambria"/>
         </w:rPr>
-        <w:t xml:space="preserve">October 16, 2026</w:t>
+        <w:t xml:space="preserve">October 17, 2026</w:t>
       </w:r>
     </w:p>
     <w:tbl>
@@ -1028,7 +1028,7 @@
         <w:szCs w:val="14"/>
         <w:rFonts w:ascii="Cambria" w:cs="Cambria" w:eastAsia="Cambria" w:hAnsi="Cambria"/>
       </w:rPr>
-      <w:t xml:space="preserve">Generated October 16, 2026  |  California Community Colleges  |  CPL Initiative</w:t>
+      <w:t xml:space="preserve">Generated October 17, 2026  |  California Community Colleges  |  CPL Initiative</w:t>
     </w:r>
     <w:r>
       <w:rPr>

--- a/reports/projects/4.7_Report.docx
+++ b/reports/projects/4.7_Report.docx
@@ -64,7 +64,7 @@
           <w:szCs w:val="19"/>
           <w:rFonts w:ascii="Cambria" w:cs="Cambria" w:eastAsia="Cambria" w:hAnsi="Cambria"/>
         </w:rPr>
-        <w:t xml:space="preserve">October 17, 2026</w:t>
+        <w:t xml:space="preserve">October 18, 2026</w:t>
       </w:r>
     </w:p>
     <w:tbl>
@@ -1028,7 +1028,7 @@
         <w:szCs w:val="14"/>
         <w:rFonts w:ascii="Cambria" w:cs="Cambria" w:eastAsia="Cambria" w:hAnsi="Cambria"/>
       </w:rPr>
-      <w:t xml:space="preserve">Generated October 17, 2026  |  California Community Colleges  |  CPL Initiative</w:t>
+      <w:t xml:space="preserve">Generated October 18, 2026  |  California Community Colleges  |  CPL Initiative</w:t>
     </w:r>
     <w:r>
       <w:rPr>

--- a/reports/projects/4.7_Report.docx
+++ b/reports/projects/4.7_Report.docx
@@ -64,7 +64,7 @@
           <w:szCs w:val="19"/>
           <w:rFonts w:ascii="Cambria" w:cs="Cambria" w:eastAsia="Cambria" w:hAnsi="Cambria"/>
         </w:rPr>
-        <w:t xml:space="preserve">October 18, 2026</w:t>
+        <w:t xml:space="preserve">October 19, 2026</w:t>
       </w:r>
     </w:p>
     <w:tbl>
@@ -1028,7 +1028,7 @@
         <w:szCs w:val="14"/>
         <w:rFonts w:ascii="Cambria" w:cs="Cambria" w:eastAsia="Cambria" w:hAnsi="Cambria"/>
       </w:rPr>
-      <w:t xml:space="preserve">Generated October 18, 2026  |  California Community Colleges  |  CPL Initiative</w:t>
+      <w:t xml:space="preserve">Generated October 19, 2026  |  California Community Colleges  |  CPL Initiative</w:t>
     </w:r>
     <w:r>
       <w:rPr>

--- a/reports/projects/4.7_Report.docx
+++ b/reports/projects/4.7_Report.docx
@@ -994,6 +994,28 @@
         </w:tc>
       </w:tr>
     </w:tbl>
+    <w:p>
+      <w:pPr>
+        <w:pStyle w:val="Heading2"/>
+      </w:pPr>
+      <w:r>
+        <w:t xml:space="preserve">Description</w:t>
+      </w:r>
+    </w:p>
+    <w:p>
+      <w:pPr>
+        <w:spacing w:after="160"/>
+      </w:pPr>
+      <w:r>
+        <w:rPr>
+          <w:color w:val="444444"/>
+          <w:sz w:val="21"/>
+          <w:szCs w:val="21"/>
+          <w:rFonts w:ascii="Cambria" w:cs="Cambria" w:eastAsia="Cambria" w:hAnsi="Cambria"/>
+        </w:rPr>
+        <w:t xml:space="preserve">A partnership with Public Works Alliance's EMS Corps, the five-month emergency medical technician program for young adults facing barriers to employment, now delivered with California community colleges under instructional service agreements. The work develops the CPL procedures that articulate the training and reach its graduates, beginning with the more than 500 alumni the Chancellor has committed to reach for credit toward paramedicine, fire technology and emergency management degrees.</w:t>
+      </w:r>
+    </w:p>
     <w:sectPr>
       <w:headerReference w:type="default" r:id="rId6"/>
       <w:footerReference w:type="default" r:id="rId7"/>

--- a/reports/projects/4.7_Report.docx
+++ b/reports/projects/4.7_Report.docx
@@ -64,7 +64,7 @@
           <w:szCs w:val="19"/>
           <w:rFonts w:ascii="Cambria" w:cs="Cambria" w:eastAsia="Cambria" w:hAnsi="Cambria"/>
         </w:rPr>
-        <w:t xml:space="preserve">October 19, 2026</w:t>
+        <w:t xml:space="preserve">October 20, 2026</w:t>
       </w:r>
     </w:p>
     <w:tbl>
@@ -1050,7 +1050,7 @@
         <w:szCs w:val="14"/>
         <w:rFonts w:ascii="Cambria" w:cs="Cambria" w:eastAsia="Cambria" w:hAnsi="Cambria"/>
       </w:rPr>
-      <w:t xml:space="preserve">Generated October 19, 2026  |  California Community Colleges  |  CPL Initiative</w:t>
+      <w:t xml:space="preserve">Generated October 20, 2026  |  California Community Colleges  |  CPL Initiative</w:t>
     </w:r>
     <w:r>
       <w:rPr>

--- a/reports/projects/4.7_Report.docx
+++ b/reports/projects/4.7_Report.docx
@@ -64,7 +64,7 @@
           <w:szCs w:val="19"/>
           <w:rFonts w:ascii="Cambria" w:cs="Cambria" w:eastAsia="Cambria" w:hAnsi="Cambria"/>
         </w:rPr>
-        <w:t xml:space="preserve">October 20, 2026</w:t>
+        <w:t xml:space="preserve">October 21, 2026</w:t>
       </w:r>
     </w:p>
     <w:tbl>
@@ -1050,7 +1050,7 @@
         <w:szCs w:val="14"/>
         <w:rFonts w:ascii="Cambria" w:cs="Cambria" w:eastAsia="Cambria" w:hAnsi="Cambria"/>
       </w:rPr>
-      <w:t xml:space="preserve">Generated October 20, 2026  |  California Community Colleges  |  CPL Initiative</w:t>
+      <w:t xml:space="preserve">Generated October 21, 2026  |  California Community Colleges  |  CPL Initiative</w:t>
     </w:r>
     <w:r>
       <w:rPr>

--- a/reports/projects/4.7_Report.docx
+++ b/reports/projects/4.7_Report.docx
@@ -64,7 +64,7 @@
           <w:szCs w:val="19"/>
           <w:rFonts w:ascii="Cambria" w:cs="Cambria" w:eastAsia="Cambria" w:hAnsi="Cambria"/>
         </w:rPr>
-        <w:t xml:space="preserve">October 21, 2026</w:t>
+        <w:t xml:space="preserve">October 22, 2026</w:t>
       </w:r>
     </w:p>
     <w:tbl>
@@ -1050,7 +1050,7 @@
         <w:szCs w:val="14"/>
         <w:rFonts w:ascii="Cambria" w:cs="Cambria" w:eastAsia="Cambria" w:hAnsi="Cambria"/>
       </w:rPr>
-      <w:t xml:space="preserve">Generated October 21, 2026  |  California Community Colleges  |  CPL Initiative</w:t>
+      <w:t xml:space="preserve">Generated October 22, 2026  |  California Community Colleges  |  CPL Initiative</w:t>
     </w:r>
     <w:r>
       <w:rPr>

--- a/reports/projects/4.7_Report.docx
+++ b/reports/projects/4.7_Report.docx
@@ -64,7 +64,7 @@
           <w:szCs w:val="19"/>
           <w:rFonts w:ascii="Cambria" w:cs="Cambria" w:eastAsia="Cambria" w:hAnsi="Cambria"/>
         </w:rPr>
-        <w:t xml:space="preserve">October 22, 2026</w:t>
+        <w:t xml:space="preserve">October 23, 2026</w:t>
       </w:r>
     </w:p>
     <w:tbl>
@@ -1050,7 +1050,7 @@
         <w:szCs w:val="14"/>
         <w:rFonts w:ascii="Cambria" w:cs="Cambria" w:eastAsia="Cambria" w:hAnsi="Cambria"/>
       </w:rPr>
-      <w:t xml:space="preserve">Generated October 22, 2026  |  California Community Colleges  |  CPL Initiative</w:t>
+      <w:t xml:space="preserve">Generated October 23, 2026  |  California Community Colleges  |  CPL Initiative</w:t>
     </w:r>
     <w:r>
       <w:rPr>

--- a/reports/projects/4.7_Report.docx
+++ b/reports/projects/4.7_Report.docx
@@ -64,7 +64,7 @@
           <w:szCs w:val="19"/>
           <w:rFonts w:ascii="Cambria" w:cs="Cambria" w:eastAsia="Cambria" w:hAnsi="Cambria"/>
         </w:rPr>
-        <w:t xml:space="preserve">October 23, 2026</w:t>
+        <w:t xml:space="preserve">October 24, 2026</w:t>
       </w:r>
     </w:p>
     <w:tbl>
@@ -1050,7 +1050,7 @@
         <w:szCs w:val="14"/>
         <w:rFonts w:ascii="Cambria" w:cs="Cambria" w:eastAsia="Cambria" w:hAnsi="Cambria"/>
       </w:rPr>
-      <w:t xml:space="preserve">Generated October 23, 2026  |  California Community Colleges  |  CPL Initiative</w:t>
+      <w:t xml:space="preserve">Generated October 24, 2026  |  California Community Colleges  |  CPL Initiative</w:t>
     </w:r>
     <w:r>
       <w:rPr>

--- a/reports/projects/4.7_Report.docx
+++ b/reports/projects/4.7_Report.docx
@@ -64,7 +64,7 @@
           <w:szCs w:val="19"/>
           <w:rFonts w:ascii="Cambria" w:cs="Cambria" w:eastAsia="Cambria" w:hAnsi="Cambria"/>
         </w:rPr>
-        <w:t xml:space="preserve">October 24, 2026</w:t>
+        <w:t xml:space="preserve">October 25, 2026</w:t>
       </w:r>
     </w:p>
     <w:tbl>
@@ -1050,7 +1050,7 @@
         <w:szCs w:val="14"/>
         <w:rFonts w:ascii="Cambria" w:cs="Cambria" w:eastAsia="Cambria" w:hAnsi="Cambria"/>
       </w:rPr>
-      <w:t xml:space="preserve">Generated October 24, 2026  |  California Community Colleges  |  CPL Initiative</w:t>
+      <w:t xml:space="preserve">Generated October 25, 2026  |  California Community Colleges  |  CPL Initiative</w:t>
     </w:r>
     <w:r>
       <w:rPr>

--- a/reports/projects/4.7_Report.docx
+++ b/reports/projects/4.7_Report.docx
@@ -64,7 +64,7 @@
           <w:szCs w:val="19"/>
           <w:rFonts w:ascii="Cambria" w:cs="Cambria" w:eastAsia="Cambria" w:hAnsi="Cambria"/>
         </w:rPr>
-        <w:t xml:space="preserve">October 25, 2026</w:t>
+        <w:t xml:space="preserve">October 26, 2026</w:t>
       </w:r>
     </w:p>
     <w:tbl>
@@ -1050,7 +1050,7 @@
         <w:szCs w:val="14"/>
         <w:rFonts w:ascii="Cambria" w:cs="Cambria" w:eastAsia="Cambria" w:hAnsi="Cambria"/>
       </w:rPr>
-      <w:t xml:space="preserve">Generated October 25, 2026  |  California Community Colleges  |  CPL Initiative</w:t>
+      <w:t xml:space="preserve">Generated October 26, 2026  |  California Community Colleges  |  CPL Initiative</w:t>
     </w:r>
     <w:r>
       <w:rPr>

--- a/reports/projects/4.7_Report.docx
+++ b/reports/projects/4.7_Report.docx
@@ -64,7 +64,7 @@
           <w:szCs w:val="19"/>
           <w:rFonts w:ascii="Cambria" w:cs="Cambria" w:eastAsia="Cambria" w:hAnsi="Cambria"/>
         </w:rPr>
-        <w:t xml:space="preserve">October 26, 2026</w:t>
+        <w:t xml:space="preserve">October 27, 2026</w:t>
       </w:r>
     </w:p>
     <w:tbl>
@@ -1050,7 +1050,7 @@
         <w:szCs w:val="14"/>
         <w:rFonts w:ascii="Cambria" w:cs="Cambria" w:eastAsia="Cambria" w:hAnsi="Cambria"/>
       </w:rPr>
-      <w:t xml:space="preserve">Generated October 26, 2026  |  California Community Colleges  |  CPL Initiative</w:t>
+      <w:t xml:space="preserve">Generated October 27, 2026  |  California Community Colleges  |  CPL Initiative</w:t>
     </w:r>
     <w:r>
       <w:rPr>

--- a/reports/projects/4.7_Report.docx
+++ b/reports/projects/4.7_Report.docx
@@ -64,7 +64,7 @@
           <w:szCs w:val="19"/>
           <w:rFonts w:ascii="Cambria" w:cs="Cambria" w:eastAsia="Cambria" w:hAnsi="Cambria"/>
         </w:rPr>
-        <w:t xml:space="preserve">October 27, 2026</w:t>
+        <w:t xml:space="preserve">October 28, 2026</w:t>
       </w:r>
     </w:p>
     <w:tbl>
@@ -1050,7 +1050,7 @@
         <w:szCs w:val="14"/>
         <w:rFonts w:ascii="Cambria" w:cs="Cambria" w:eastAsia="Cambria" w:hAnsi="Cambria"/>
       </w:rPr>
-      <w:t xml:space="preserve">Generated October 27, 2026  |  California Community Colleges  |  CPL Initiative</w:t>
+      <w:t xml:space="preserve">Generated October 28, 2026  |  California Community Colleges  |  CPL Initiative</w:t>
     </w:r>
     <w:r>
       <w:rPr>

--- a/reports/projects/4.7_Report.docx
+++ b/reports/projects/4.7_Report.docx
@@ -64,7 +64,7 @@
           <w:szCs w:val="19"/>
           <w:rFonts w:ascii="Cambria" w:cs="Cambria" w:eastAsia="Cambria" w:hAnsi="Cambria"/>
         </w:rPr>
-        <w:t xml:space="preserve">October 28, 2026</w:t>
+        <w:t xml:space="preserve">October 29, 2026</w:t>
       </w:r>
     </w:p>
     <w:tbl>
@@ -1050,7 +1050,7 @@
         <w:szCs w:val="14"/>
         <w:rFonts w:ascii="Cambria" w:cs="Cambria" w:eastAsia="Cambria" w:hAnsi="Cambria"/>
       </w:rPr>
-      <w:t xml:space="preserve">Generated October 28, 2026  |  California Community Colleges  |  CPL Initiative</w:t>
+      <w:t xml:space="preserve">Generated October 29, 2026  |  California Community Colleges  |  CPL Initiative</w:t>
     </w:r>
     <w:r>
       <w:rPr>

--- a/reports/projects/4.7_Report.docx
+++ b/reports/projects/4.7_Report.docx
@@ -64,7 +64,7 @@
           <w:szCs w:val="19"/>
           <w:rFonts w:ascii="Cambria" w:cs="Cambria" w:eastAsia="Cambria" w:hAnsi="Cambria"/>
         </w:rPr>
-        <w:t xml:space="preserve">October 29, 2026</w:t>
+        <w:t xml:space="preserve">October 30, 2026</w:t>
       </w:r>
     </w:p>
     <w:tbl>
@@ -1050,7 +1050,7 @@
         <w:szCs w:val="14"/>
         <w:rFonts w:ascii="Cambria" w:cs="Cambria" w:eastAsia="Cambria" w:hAnsi="Cambria"/>
       </w:rPr>
-      <w:t xml:space="preserve">Generated October 29, 2026  |  California Community Colleges  |  CPL Initiative</w:t>
+      <w:t xml:space="preserve">Generated October 30, 2026  |  California Community Colleges  |  CPL Initiative</w:t>
     </w:r>
     <w:r>
       <w:rPr>

--- a/reports/projects/4.7_Report.docx
+++ b/reports/projects/4.7_Report.docx
@@ -64,7 +64,7 @@
           <w:szCs w:val="19"/>
           <w:rFonts w:ascii="Cambria" w:cs="Cambria" w:eastAsia="Cambria" w:hAnsi="Cambria"/>
         </w:rPr>
-        <w:t xml:space="preserve">October 30, 2026</w:t>
+        <w:t xml:space="preserve">October 31, 2026</w:t>
       </w:r>
     </w:p>
     <w:tbl>
@@ -1050,7 +1050,7 @@
         <w:szCs w:val="14"/>
         <w:rFonts w:ascii="Cambria" w:cs="Cambria" w:eastAsia="Cambria" w:hAnsi="Cambria"/>
       </w:rPr>
-      <w:t xml:space="preserve">Generated October 30, 2026  |  California Community Colleges  |  CPL Initiative</w:t>
+      <w:t xml:space="preserve">Generated October 31, 2026  |  California Community Colleges  |  CPL Initiative</w:t>
     </w:r>
     <w:r>
       <w:rPr>

--- a/reports/projects/4.7_Report.docx
+++ b/reports/projects/4.7_Report.docx
@@ -64,7 +64,7 @@
           <w:szCs w:val="19"/>
           <w:rFonts w:ascii="Cambria" w:cs="Cambria" w:eastAsia="Cambria" w:hAnsi="Cambria"/>
         </w:rPr>
-        <w:t xml:space="preserve">October 31, 2026</w:t>
+        <w:t xml:space="preserve">November 1, 2026</w:t>
       </w:r>
     </w:p>
     <w:tbl>
@@ -1050,7 +1050,7 @@
         <w:szCs w:val="14"/>
         <w:rFonts w:ascii="Cambria" w:cs="Cambria" w:eastAsia="Cambria" w:hAnsi="Cambria"/>
       </w:rPr>
-      <w:t xml:space="preserve">Generated October 31, 2026  |  California Community Colleges  |  CPL Initiative</w:t>
+      <w:t xml:space="preserve">Generated November 1, 2026  |  California Community Colleges  |  CPL Initiative</w:t>
     </w:r>
     <w:r>
       <w:rPr>
